--- a/policies/build/masters/HRM.9_v2_master.docx
+++ b/policies/build/masters/HRM.9_v2_master.docx
@@ -11,40 +11,25 @@
         <w:rPr>
           <w:b/>
           <w:bCs/>
+          <w:sz w:val="28"/>
+          <w:szCs w:val="28"/>
+        </w:rPr>
+        <w:t>Policy on Credentialing and Privileging of Para-Clinical Professionals Permitted to Provide Patient Care Without Supervision</w:t>
+      </w:r>
+    </w:p>
+    <w:p>
+      <w:pPr>
+        <w:spacing w:after="60"/>
+        <w:jc w:val="center"/>
+      </w:pPr>
+      <w:r>
+        <w:rPr>
+          <w:b/>
+          <w:bCs/>
           <w:sz w:val="32"/>
           <w:szCs w:val="32"/>
         </w:rPr>
         <w:t xml:space="preserve">«Hospital Name»</w:t>
-      </w:r>
-    </w:p>
-    <w:p>
-      <w:pPr>
-        <w:spacing w:after="60"/>
-        <w:jc w:val="center"/>
-      </w:pPr>
-      <w:r>
-        <w:rPr>
-          <w:b/>
-          <w:bCs/>
-          <w:sz w:val="28"/>
-          <w:szCs w:val="28"/>
-        </w:rPr>
-        <w:t xml:space="preserve">Credentialing and Privileging of Para-Clinical Professionals Permitted to Provide Patient Care Without Supervision</w:t>
-      </w:r>
-    </w:p>
-    <w:p>
-      <w:pPr>
-        <w:spacing w:after="240"/>
-        <w:jc w:val="center"/>
-      </w:pPr>
-      <w:r>
-        <w:rPr>
-          <w:i/>
-          <w:iCs/>
-          <w:sz w:val="20"/>
-          <w:szCs w:val="20"/>
-        </w:rPr>
-        <w:t xml:space="preserve">Credentialing and privileging para-clinical professionals for unsupervised care.</w:t>
       </w:r>
     </w:p>
     <w:p>
@@ -2879,226 +2864,6 @@
         <w:t xml:space="preserve">The Nursing Superintendent holds signed acknowledgements with the induction record.</w:t>
       </w:r>
     </w:p>
-    <w:p>
-      <w:pPr>
-        <w:pStyle w:val="Heading1"/>
-        <w:spacing w:after="120" w:before="280"/>
-      </w:pPr>
-      <w:r>
-        <w:t xml:space="preserve">10. References</w:t>
-      </w:r>
-    </w:p>
-    <w:p>
-      <w:pPr>
-        <w:pStyle w:val="ListParagraph"/>
-        <w:numPr>
-          <w:ilvl w:val="0"/>
-          <w:numId w:val="1"/>
-        </w:numPr>
-        <w:spacing w:after="60"/>
-      </w:pPr>
-      <w:r>
-        <w:rPr>
-          <w:sz w:val="22"/>
-          <w:szCs w:val="22"/>
-        </w:rPr>
-        <w:t xml:space="preserve">National Accreditation Board for Hospitals and Healthcare Providers (NABH), Standards for Small Healthcare Organisations, 3rd Edition — Human Resource Management chapter, standard HRM.9.</w:t>
-      </w:r>
-    </w:p>
-    <w:p>
-      <w:pPr>
-        <w:pStyle w:val="ListParagraph"/>
-        <w:numPr>
-          <w:ilvl w:val="0"/>
-          <w:numId w:val="1"/>
-        </w:numPr>
-        <w:spacing w:after="60"/>
-      </w:pPr>
-      <w:r>
-        <w:rPr>
-          <w:sz w:val="22"/>
-          <w:szCs w:val="22"/>
-        </w:rPr>
-        <w:t xml:space="preserve">Pharmacy Act, 1948 — registration of pharmacists with the State Pharmacy Council.</w:t>
-      </w:r>
-    </w:p>
-    <w:p>
-      <w:pPr>
-        <w:pStyle w:val="ListParagraph"/>
-        <w:numPr>
-          <w:ilvl w:val="0"/>
-          <w:numId w:val="1"/>
-        </w:numPr>
-        <w:spacing w:after="60"/>
-      </w:pPr>
-      <w:r>
-        <w:rPr>
-          <w:sz w:val="22"/>
-          <w:szCs w:val="22"/>
-        </w:rPr>
-        <w:t xml:space="preserve">Applicable State Medical Faculty, Paramedical Board or council registration for laboratory technicians.</w:t>
-      </w:r>
-    </w:p>
-    <w:p>
-      <w:pPr>
-        <w:pStyle w:val="ListParagraph"/>
-        <w:numPr>
-          <w:ilvl w:val="0"/>
-          <w:numId w:val="1"/>
-        </w:numPr>
-        <w:spacing w:after="60"/>
-      </w:pPr>
-      <w:r>
-        <w:rPr>
-          <w:sz w:val="22"/>
-          <w:szCs w:val="22"/>
-        </w:rPr>
-        <w:t xml:space="preserve">Atomic Energy (Radiation Protection) Rules, 2004 — authorisation for radiographers operating radiation-generating equipment.</w:t>
-      </w:r>
-    </w:p>
-    <w:p>
-      <w:pPr>
-        <w:pStyle w:val="ListParagraph"/>
-        <w:numPr>
-          <w:ilvl w:val="0"/>
-          <w:numId w:val="1"/>
-        </w:numPr>
-        <w:spacing w:after="60"/>
-      </w:pPr>
-      <w:r>
-        <w:rPr>
-          <w:sz w:val="22"/>
-          <w:szCs w:val="22"/>
-        </w:rPr>
-        <w:t xml:space="preserve">Applicable State Council of Physiotherapy registration for physiotherapists.</w:t>
-      </w:r>
-    </w:p>
-    <w:p>
-      <w:pPr>
-        <w:pStyle w:val="ListParagraph"/>
-        <w:numPr>
-          <w:ilvl w:val="0"/>
-          <w:numId w:val="1"/>
-        </w:numPr>
-        <w:spacing w:after="60"/>
-      </w:pPr>
-      <w:r>
-        <w:rPr>
-          <w:sz w:val="22"/>
-          <w:szCs w:val="22"/>
-        </w:rPr>
-        <w:t xml:space="preserve">Internal documents of «Hospital Name»: para-clinical privileging register; credentialing files; privilege letters; Credentialing Committee minutes.</w:t>
-      </w:r>
-    </w:p>
-    <w:p>
-      <w:pPr>
-        <w:pStyle w:val="Heading1"/>
-        <w:spacing w:after="120" w:before="280"/>
-      </w:pPr>
-      <w:r>
-        <w:t xml:space="preserve">11. Distribution</w:t>
-      </w:r>
-    </w:p>
-    <w:p>
-      <w:pPr>
-        <w:spacing w:after="140"/>
-      </w:pPr>
-      <w:r>
-        <w:rPr>
-          <w:sz w:val="22"/>
-          <w:szCs w:val="22"/>
-        </w:rPr>
-        <w:t xml:space="preserve">Official master copy: office of the Medical Superintendent, «Hospital Name», with the HR Manager and the Quality Coordinator.</w:t>
-      </w:r>
-    </w:p>
-    <w:p>
-      <w:pPr>
-        <w:spacing w:after="140"/>
-      </w:pPr>
-      <w:r>
-        <w:rPr>
-          <w:sz w:val="22"/>
-          <w:szCs w:val="22"/>
-        </w:rPr>
-        <w:t xml:space="preserve">Copies issued to: laboratory; radiology; pharmacy; physiotherapy; other allied health departments; HR office.</w:t>
-      </w:r>
-    </w:p>
-    <w:p>
-      <w:pPr>
-        <w:spacing w:after="140"/>
-      </w:pPr>
-      <w:r>
-        <w:rPr>
-          <w:sz w:val="22"/>
-          <w:szCs w:val="22"/>
-        </w:rPr>
-        <w:t xml:space="preserve">The current version is available to all staff at the «HR office policy file» and, if the hospital keeps an intranet, at «staff intranet / policies».</w:t>
-      </w:r>
-    </w:p>
-    <w:p>
-      <w:pPr>
-        <w:spacing w:after="140"/>
-      </w:pPr>
-      <w:r>
-        <w:rPr>
-          <w:sz w:val="22"/>
-          <w:szCs w:val="22"/>
-        </w:rPr>
-        <w:t xml:space="preserve">When a new version is issued, take old copies out of use.</w:t>
-      </w:r>
-    </w:p>
-    <w:p>
-      <w:pPr>
-        <w:pStyle w:val="Heading1"/>
-        <w:spacing w:after="120" w:before="280"/>
-      </w:pPr>
-      <w:r>
-        <w:t xml:space="preserve">12. Abbreviations</w:t>
-      </w:r>
-    </w:p>
-    <w:p>
-      <w:pPr>
-        <w:spacing w:after="140"/>
-      </w:pPr>
-      <w:r>
-        <w:rPr>
-          <w:sz w:val="22"/>
-          <w:szCs w:val="22"/>
-        </w:rPr>
-        <w:t xml:space="preserve">AERB — Atomic Energy Regulatory Board
-CAPA — corrective and preventive action
-DMLT — Diploma in Medical Laboratory Technology
-HRM — Human Resource Management (NABH SHCO chapter)
-MLT — Medical Laboratory Technology
-NABH — National Accreditation Board for Hospitals and Healthcare Providers
-OE — objective element
-SHCO — Standards for Small Healthcare Organisations
-SPC — State Pharmacy Council</w:t>
-      </w:r>
-    </w:p>
-    <w:p>
-      <w:pPr>
-        <w:pStyle w:val="Heading1"/>
-        <w:spacing w:after="120" w:before="280"/>
-      </w:pPr>
-      <w:r>
-        <w:t xml:space="preserve">13. Traceability to NABH SHCO 3rd Edition HRM.9</w:t>
-      </w:r>
-    </w:p>
-    <w:p>
-      <w:pPr>
-        <w:spacing w:after="120"/>
-      </w:pPr>
-      <w:r>
-        <w:rPr>
-          <w:i/>
-          <w:iCs/>
-          <w:sz w:val="20"/>
-          <w:szCs w:val="20"/>
-        </w:rPr>
-        <w:t xml:space="preserve">This table is an index. It is not how the policy is organised.</w:t>
-      </w:r>
-    </w:p>
     <w:tbl>
       <w:tblPr>
         <w:tblW w:type="pct" w:w="100%"/>
@@ -3578,7 +3343,93 @@
         <w:spacing w:after="120" w:before="280"/>
       </w:pPr>
       <w:r>
-        <w:t xml:space="preserve">14. Required Records / Evidence Checklist</w:t>
+        <w:t>10. Distribution</w:t>
+      </w:r>
+    </w:p>
+    <w:p>
+      <w:pPr>
+        <w:spacing w:after="140"/>
+      </w:pPr>
+      <w:r>
+        <w:rPr>
+          <w:sz w:val="22"/>
+          <w:szCs w:val="22"/>
+        </w:rPr>
+        <w:t xml:space="preserve">Official master copy: office of the Medical Superintendent, «Hospital Name», with the HR Manager and the Quality Coordinator.</w:t>
+      </w:r>
+    </w:p>
+    <w:p>
+      <w:pPr>
+        <w:spacing w:after="140"/>
+      </w:pPr>
+      <w:r>
+        <w:rPr>
+          <w:sz w:val="22"/>
+          <w:szCs w:val="22"/>
+        </w:rPr>
+        <w:t xml:space="preserve">Copies issued to: laboratory; radiology; pharmacy; physiotherapy; other allied health departments; HR office.</w:t>
+      </w:r>
+    </w:p>
+    <w:p>
+      <w:pPr>
+        <w:spacing w:after="140"/>
+      </w:pPr>
+      <w:r>
+        <w:rPr>
+          <w:sz w:val="22"/>
+          <w:szCs w:val="22"/>
+        </w:rPr>
+        <w:t xml:space="preserve">The current version is available to all staff at the «HR office policy file» and, if the hospital keeps an intranet, at «staff intranet / policies».</w:t>
+      </w:r>
+    </w:p>
+    <w:p>
+      <w:pPr>
+        <w:spacing w:after="140"/>
+      </w:pPr>
+      <w:r>
+        <w:rPr>
+          <w:sz w:val="22"/>
+          <w:szCs w:val="22"/>
+        </w:rPr>
+        <w:t xml:space="preserve">When a new version is issued, take old copies out of use.</w:t>
+      </w:r>
+    </w:p>
+    <w:p>
+      <w:pPr>
+        <w:pStyle w:val="Heading1"/>
+        <w:spacing w:after="120" w:before="280"/>
+      </w:pPr>
+      <w:r>
+        <w:t>11. Abbreviations</w:t>
+      </w:r>
+    </w:p>
+    <w:p>
+      <w:pPr>
+        <w:spacing w:after="140"/>
+      </w:pPr>
+      <w:r>
+        <w:rPr>
+          <w:sz w:val="22"/>
+          <w:szCs w:val="22"/>
+        </w:rPr>
+        <w:t xml:space="preserve">AERB — Atomic Energy Regulatory Board
+CAPA — corrective and preventive action
+DMLT — Diploma in Medical Laboratory Technology
+HRM — Human Resource Management (NABH SHCO chapter)
+MLT — Medical Laboratory Technology
+NABH — National Accreditation Board for Hospitals and Healthcare Providers
+OE — objective element
+SHCO — Standards for Small Healthcare Organisations
+SPC — State Pharmacy Council</w:t>
+      </w:r>
+    </w:p>
+    <w:p>
+      <w:pPr>
+        <w:pStyle w:val="Heading1"/>
+        <w:spacing w:after="120" w:before="280"/>
+      </w:pPr>
+      <w:r>
+        <w:t>12. Traceability to NABH SHCO 3rd Edition HRM.9</w:t>
       </w:r>
     </w:p>
     <w:p>
@@ -3592,6 +3443,29 @@
           <w:sz w:val="20"/>
           <w:szCs w:val="20"/>
         </w:rPr>
+        <w:t xml:space="preserve">This table is an index. It is not how the policy is organised.</w:t>
+      </w:r>
+    </w:p>
+    <w:p>
+      <w:pPr>
+        <w:pStyle w:val="Heading1"/>
+        <w:spacing w:after="120" w:before="280"/>
+      </w:pPr>
+      <w:r>
+        <w:t>13. Required Records / Evidence Checklist</w:t>
+      </w:r>
+    </w:p>
+    <w:p>
+      <w:pPr>
+        <w:spacing w:after="120"/>
+      </w:pPr>
+      <w:r>
+        <w:rPr>
+          <w:i/>
+          <w:iCs/>
+          <w:sz w:val="20"/>
+          <w:szCs w:val="20"/>
+        </w:rPr>
         <w:t xml:space="preserve">Records the hospital holds under this policy, listed by objective element.</w:t>
       </w:r>
     </w:p>
@@ -3918,6 +3792,117 @@
           <w:szCs w:val="22"/>
         </w:rPr>
         <w:t xml:space="preserve">Unit staff list matched to central register quarterly.</w:t>
+      </w:r>
+    </w:p>
+    <w:p>
+      <w:pPr>
+        <w:pStyle w:val="Heading1"/>
+        <w:spacing w:after="120" w:before="280"/>
+      </w:pPr>
+      <w:r>
+        <w:t>14. References</w:t>
+      </w:r>
+    </w:p>
+    <w:p>
+      <w:pPr>
+        <w:pStyle w:val="ListParagraph"/>
+        <w:numPr>
+          <w:ilvl w:val="0"/>
+          <w:numId w:val="1"/>
+        </w:numPr>
+        <w:spacing w:after="60"/>
+      </w:pPr>
+      <w:r>
+        <w:rPr>
+          <w:sz w:val="22"/>
+          <w:szCs w:val="22"/>
+        </w:rPr>
+        <w:t xml:space="preserve">National Accreditation Board for Hospitals and Healthcare Providers (NABH), Standards for Small Healthcare Organisations, 3rd Edition — Human Resource Management chapter, standard HRM.9.</w:t>
+      </w:r>
+    </w:p>
+    <w:p>
+      <w:pPr>
+        <w:pStyle w:val="ListParagraph"/>
+        <w:numPr>
+          <w:ilvl w:val="0"/>
+          <w:numId w:val="1"/>
+        </w:numPr>
+        <w:spacing w:after="60"/>
+      </w:pPr>
+      <w:r>
+        <w:rPr>
+          <w:sz w:val="22"/>
+          <w:szCs w:val="22"/>
+        </w:rPr>
+        <w:t xml:space="preserve">Pharmacy Act, 1948 — registration of pharmacists with the State Pharmacy Council.</w:t>
+      </w:r>
+    </w:p>
+    <w:p>
+      <w:pPr>
+        <w:pStyle w:val="ListParagraph"/>
+        <w:numPr>
+          <w:ilvl w:val="0"/>
+          <w:numId w:val="1"/>
+        </w:numPr>
+        <w:spacing w:after="60"/>
+      </w:pPr>
+      <w:r>
+        <w:rPr>
+          <w:sz w:val="22"/>
+          <w:szCs w:val="22"/>
+        </w:rPr>
+        <w:t xml:space="preserve">Applicable State Medical Faculty, Paramedical Board or council registration for laboratory technicians.</w:t>
+      </w:r>
+    </w:p>
+    <w:p>
+      <w:pPr>
+        <w:pStyle w:val="ListParagraph"/>
+        <w:numPr>
+          <w:ilvl w:val="0"/>
+          <w:numId w:val="1"/>
+        </w:numPr>
+        <w:spacing w:after="60"/>
+      </w:pPr>
+      <w:r>
+        <w:rPr>
+          <w:sz w:val="22"/>
+          <w:szCs w:val="22"/>
+        </w:rPr>
+        <w:t xml:space="preserve">Atomic Energy (Radiation Protection) Rules, 2004 — authorisation for radiographers operating radiation-generating equipment.</w:t>
+      </w:r>
+    </w:p>
+    <w:p>
+      <w:pPr>
+        <w:pStyle w:val="ListParagraph"/>
+        <w:numPr>
+          <w:ilvl w:val="0"/>
+          <w:numId w:val="1"/>
+        </w:numPr>
+        <w:spacing w:after="60"/>
+      </w:pPr>
+      <w:r>
+        <w:rPr>
+          <w:sz w:val="22"/>
+          <w:szCs w:val="22"/>
+        </w:rPr>
+        <w:t xml:space="preserve">Applicable State Council of Physiotherapy registration for physiotherapists.</w:t>
+      </w:r>
+    </w:p>
+    <w:p>
+      <w:pPr>
+        <w:pStyle w:val="ListParagraph"/>
+        <w:numPr>
+          <w:ilvl w:val="0"/>
+          <w:numId w:val="1"/>
+        </w:numPr>
+        <w:spacing w:after="60"/>
+      </w:pPr>
+      <w:r>
+        <w:rPr>
+          <w:sz w:val="22"/>
+          <w:szCs w:val="22"/>
+        </w:rPr>
+        <w:t xml:space="preserve">Internal documents of «Hospital Name»: para-clinical privileging register; credentialing files; privilege letters; Credentialing Committee minutes.</w:t>
       </w:r>
     </w:p>
     <w:p>
@@ -4042,7 +4027,7 @@
         <w:sz w:val="16"/>
         <w:szCs w:val="16"/>
       </w:rPr>
-      <w:t xml:space="preserve">«Hospital Name»  |  «HRM/POL/09»  |  Controlled document  |  Credentialing and Privileging of Para-Clinical Professionals Permitted to Provide Patient Care Without Supervision</w:t>
+      <w:t>«Hospital Name»  |  «HRM/POL/09»  |  Controlled document  |  Policy on Credentialing and Privileging of Para-Clinical Professionals Permitted to Provide Patient Care Without Supervision</w:t>
     </w:r>
   </w:p>
 </w:ftr>

--- a/policies/build/masters/HRM.9_v2_master.docx
+++ b/policies/build/masters/HRM.9_v2_master.docx
@@ -2881,6 +2881,7 @@
         <w:gridCol w:w="100"/>
         <w:gridCol w:w="100"/>
         <w:gridCol w:w="100"/>
+        <w:gridCol w:w="100"/>
       </w:tblGrid>
       <w:tr>
         <w:tc>
@@ -2908,6 +2909,26 @@
         </w:tc>
         <w:tc>
           <w:tcPr>
+            <w:tcW w:type="pct" w:w="12%"/>
+            <w:tcBorders>
+              <w:top w:val="single" w:color="999999" w:sz="4"/>
+              <w:left w:val="single" w:color="999999" w:sz="4"/>
+              <w:bottom w:val="single" w:color="999999" w:sz="4"/>
+              <w:right w:val="single" w:color="999999" w:sz="4"/>
+            </w:tcBorders>
+            <w:shd w:fill="E8E8E8" w:val="clear"/>
+          </w:tcPr>
+          <w:p>
+            <w:r>
+              <w:rPr>
+                <w:b/>
+              </w:rPr>
+              <w:t>Level</w:t>
+            </w:r>
+          </w:p>
+        </w:tc>
+        <w:tc>
+          <w:tcPr>
             <w:tcW w:type="pct" w:w="32%"/>
             <w:tcBorders>
               <w:top w:val="single" w:color="999999" w:sz="4"/>
@@ -3001,6 +3022,22 @@
         </w:tc>
         <w:tc>
           <w:tcPr>
+            <w:tcW w:type="pct" w:w="12%"/>
+            <w:tcBorders>
+              <w:top w:val="single" w:color="999999" w:sz="4"/>
+              <w:left w:val="single" w:color="999999" w:sz="4"/>
+              <w:bottom w:val="single" w:color="999999" w:sz="4"/>
+              <w:right w:val="single" w:color="999999" w:sz="4"/>
+            </w:tcBorders>
+          </w:tcPr>
+          <w:p>
+            <w:r>
+              <w:t>CORE</w:t>
+            </w:r>
+          </w:p>
+        </w:tc>
+        <w:tc>
+          <w:tcPr>
             <w:tcW w:type="pct" w:w="32%"/>
             <w:tcBorders>
               <w:top w:val="single" w:color="999999" w:sz="4"/>
@@ -3091,6 +3128,22 @@
         </w:tc>
         <w:tc>
           <w:tcPr>
+            <w:tcW w:type="pct" w:w="12%"/>
+            <w:tcBorders>
+              <w:top w:val="single" w:color="999999" w:sz="4"/>
+              <w:left w:val="single" w:color="999999" w:sz="4"/>
+              <w:bottom w:val="single" w:color="999999" w:sz="4"/>
+              <w:right w:val="single" w:color="999999" w:sz="4"/>
+            </w:tcBorders>
+          </w:tcPr>
+          <w:p>
+            <w:r>
+              <w:t>Commitment</w:t>
+            </w:r>
+          </w:p>
+        </w:tc>
+        <w:tc>
+          <w:tcPr>
             <w:tcW w:type="pct" w:w="32%"/>
             <w:tcBorders>
               <w:top w:val="single" w:color="999999" w:sz="4"/>
@@ -3181,6 +3234,22 @@
         </w:tc>
         <w:tc>
           <w:tcPr>
+            <w:tcW w:type="pct" w:w="12%"/>
+            <w:tcBorders>
+              <w:top w:val="single" w:color="999999" w:sz="4"/>
+              <w:left w:val="single" w:color="999999" w:sz="4"/>
+              <w:bottom w:val="single" w:color="999999" w:sz="4"/>
+              <w:right w:val="single" w:color="999999" w:sz="4"/>
+            </w:tcBorders>
+          </w:tcPr>
+          <w:p>
+            <w:r>
+              <w:t>CORE</w:t>
+            </w:r>
+          </w:p>
+        </w:tc>
+        <w:tc>
+          <w:tcPr>
             <w:tcW w:type="pct" w:w="32%"/>
             <w:tcBorders>
               <w:top w:val="single" w:color="999999" w:sz="4"/>
@@ -3271,6 +3340,22 @@
         </w:tc>
         <w:tc>
           <w:tcPr>
+            <w:tcW w:type="pct" w:w="12%"/>
+            <w:tcBorders>
+              <w:top w:val="single" w:color="999999" w:sz="4"/>
+              <w:left w:val="single" w:color="999999" w:sz="4"/>
+              <w:bottom w:val="single" w:color="999999" w:sz="4"/>
+              <w:right w:val="single" w:color="999999" w:sz="4"/>
+            </w:tcBorders>
+          </w:tcPr>
+          <w:p>
+            <w:r>
+              <w:t>Commitment</w:t>
+            </w:r>
+          </w:p>
+        </w:tc>
+        <w:tc>
+          <w:tcPr>
             <w:tcW w:type="pct" w:w="32%"/>
             <w:tcBorders>
               <w:top w:val="single" w:color="999999" w:sz="4"/>
@@ -3403,26 +3488,443 @@
         <w:t>11. Abbreviations</w:t>
       </w:r>
     </w:p>
-    <w:p>
-      <w:pPr>
-        <w:spacing w:after="140"/>
-      </w:pPr>
-      <w:r>
-        <w:rPr>
-          <w:sz w:val="22"/>
-          <w:szCs w:val="22"/>
-        </w:rPr>
-        <w:t xml:space="preserve">AERB — Atomic Energy Regulatory Board
-CAPA — corrective and preventive action
-DMLT — Diploma in Medical Laboratory Technology
-HRM — Human Resource Management (NABH SHCO chapter)
-MLT — Medical Laboratory Technology
-NABH — National Accreditation Board for Hospitals and Healthcare Providers
-OE — objective element
-SHCO — Standards for Small Healthcare Organisations
-SPC — State Pharmacy Council</w:t>
-      </w:r>
-    </w:p>
+    <w:tbl>
+      <w:tblPr>
+        <w:tblW w:type="pct" w:w="100%"/>
+        <w:tblBorders>
+          <w:top w:val="single" w:color="auto" w:sz="4"/>
+          <w:left w:val="single" w:color="auto" w:sz="4"/>
+          <w:bottom w:val="single" w:color="auto" w:sz="4"/>
+          <w:right w:val="single" w:color="auto" w:sz="4"/>
+          <w:insideH w:val="single" w:color="auto" w:sz="4"/>
+          <w:insideV w:val="single" w:color="auto" w:sz="4"/>
+        </w:tblBorders>
+      </w:tblPr>
+      <w:tblGrid>
+        <w:gridCol w:w="100"/>
+        <w:gridCol w:w="100"/>
+      </w:tblGrid>
+      <w:tr>
+        <w:tc>
+          <w:tcPr>
+            <w:tcW w:type="pct" w:w="22%"/>
+            <w:tcBorders>
+              <w:top w:val="single" w:color="999999" w:sz="4"/>
+              <w:left w:val="single" w:color="999999" w:sz="4"/>
+              <w:bottom w:val="single" w:color="999999" w:sz="4"/>
+              <w:right w:val="single" w:color="999999" w:sz="4"/>
+            </w:tcBorders>
+            <w:shd w:fill="E8E8E8" w:val="clear"/>
+          </w:tcPr>
+          <w:p>
+            <w:r>
+              <w:rPr>
+                <w:b/>
+              </w:rPr>
+              <w:t>Abbreviation</w:t>
+            </w:r>
+          </w:p>
+        </w:tc>
+        <w:tc>
+          <w:tcPr>
+            <w:tcW w:type="pct" w:w="22%"/>
+            <w:tcBorders>
+              <w:top w:val="single" w:color="999999" w:sz="4"/>
+              <w:left w:val="single" w:color="999999" w:sz="4"/>
+              <w:bottom w:val="single" w:color="999999" w:sz="4"/>
+              <w:right w:val="single" w:color="999999" w:sz="4"/>
+            </w:tcBorders>
+            <w:shd w:fill="E8E8E8" w:val="clear"/>
+          </w:tcPr>
+          <w:p>
+            <w:r>
+              <w:rPr>
+                <w:b/>
+              </w:rPr>
+              <w:t>Meaning</w:t>
+            </w:r>
+          </w:p>
+        </w:tc>
+      </w:tr>
+      <w:tr>
+        <w:tc>
+          <w:tcPr>
+            <w:tcW w:type="pct" w:w="22%"/>
+            <w:tcBorders>
+              <w:top w:val="single" w:color="999999" w:sz="4"/>
+              <w:left w:val="single" w:color="999999" w:sz="4"/>
+              <w:bottom w:val="single" w:color="999999" w:sz="4"/>
+              <w:right w:val="single" w:color="999999" w:sz="4"/>
+            </w:tcBorders>
+            <w:shd w:fill="E8E8E8" w:val="clear"/>
+          </w:tcPr>
+          <w:p>
+            <w:r>
+              <w:rPr>
+                <w:b w:val="0"/>
+              </w:rPr>
+              <w:t>AERB</w:t>
+            </w:r>
+          </w:p>
+        </w:tc>
+        <w:tc>
+          <w:tcPr>
+            <w:tcW w:type="pct" w:w="22%"/>
+            <w:tcBorders>
+              <w:top w:val="single" w:color="999999" w:sz="4"/>
+              <w:left w:val="single" w:color="999999" w:sz="4"/>
+              <w:bottom w:val="single" w:color="999999" w:sz="4"/>
+              <w:right w:val="single" w:color="999999" w:sz="4"/>
+            </w:tcBorders>
+            <w:shd w:fill="E8E8E8" w:val="clear"/>
+          </w:tcPr>
+          <w:p>
+            <w:r>
+              <w:rPr>
+                <w:b w:val="0"/>
+              </w:rPr>
+              <w:t>Atomic Energy Regulatory Board</w:t>
+            </w:r>
+          </w:p>
+        </w:tc>
+      </w:tr>
+      <w:tr>
+        <w:tc>
+          <w:tcPr>
+            <w:tcW w:type="pct" w:w="22%"/>
+            <w:tcBorders>
+              <w:top w:val="single" w:color="999999" w:sz="4"/>
+              <w:left w:val="single" w:color="999999" w:sz="4"/>
+              <w:bottom w:val="single" w:color="999999" w:sz="4"/>
+              <w:right w:val="single" w:color="999999" w:sz="4"/>
+            </w:tcBorders>
+            <w:shd w:fill="E8E8E8" w:val="clear"/>
+          </w:tcPr>
+          <w:p>
+            <w:r>
+              <w:rPr>
+                <w:b w:val="0"/>
+              </w:rPr>
+              <w:t>CAPA</w:t>
+            </w:r>
+          </w:p>
+        </w:tc>
+        <w:tc>
+          <w:tcPr>
+            <w:tcW w:type="pct" w:w="22%"/>
+            <w:tcBorders>
+              <w:top w:val="single" w:color="999999" w:sz="4"/>
+              <w:left w:val="single" w:color="999999" w:sz="4"/>
+              <w:bottom w:val="single" w:color="999999" w:sz="4"/>
+              <w:right w:val="single" w:color="999999" w:sz="4"/>
+            </w:tcBorders>
+            <w:shd w:fill="E8E8E8" w:val="clear"/>
+          </w:tcPr>
+          <w:p>
+            <w:r>
+              <w:rPr>
+                <w:b w:val="0"/>
+              </w:rPr>
+              <w:t>corrective and preventive action</w:t>
+            </w:r>
+          </w:p>
+        </w:tc>
+      </w:tr>
+      <w:tr>
+        <w:tc>
+          <w:tcPr>
+            <w:tcW w:type="pct" w:w="22%"/>
+            <w:tcBorders>
+              <w:top w:val="single" w:color="999999" w:sz="4"/>
+              <w:left w:val="single" w:color="999999" w:sz="4"/>
+              <w:bottom w:val="single" w:color="999999" w:sz="4"/>
+              <w:right w:val="single" w:color="999999" w:sz="4"/>
+            </w:tcBorders>
+            <w:shd w:fill="E8E8E8" w:val="clear"/>
+          </w:tcPr>
+          <w:p>
+            <w:r>
+              <w:rPr>
+                <w:b w:val="0"/>
+              </w:rPr>
+              <w:t>DMLT</w:t>
+            </w:r>
+          </w:p>
+        </w:tc>
+        <w:tc>
+          <w:tcPr>
+            <w:tcW w:type="pct" w:w="22%"/>
+            <w:tcBorders>
+              <w:top w:val="single" w:color="999999" w:sz="4"/>
+              <w:left w:val="single" w:color="999999" w:sz="4"/>
+              <w:bottom w:val="single" w:color="999999" w:sz="4"/>
+              <w:right w:val="single" w:color="999999" w:sz="4"/>
+            </w:tcBorders>
+            <w:shd w:fill="E8E8E8" w:val="clear"/>
+          </w:tcPr>
+          <w:p>
+            <w:r>
+              <w:rPr>
+                <w:b w:val="0"/>
+              </w:rPr>
+              <w:t>Diploma in Medical Laboratory Technology</w:t>
+            </w:r>
+          </w:p>
+        </w:tc>
+      </w:tr>
+      <w:tr>
+        <w:tc>
+          <w:tcPr>
+            <w:tcW w:type="pct" w:w="22%"/>
+            <w:tcBorders>
+              <w:top w:val="single" w:color="999999" w:sz="4"/>
+              <w:left w:val="single" w:color="999999" w:sz="4"/>
+              <w:bottom w:val="single" w:color="999999" w:sz="4"/>
+              <w:right w:val="single" w:color="999999" w:sz="4"/>
+            </w:tcBorders>
+            <w:shd w:fill="E8E8E8" w:val="clear"/>
+          </w:tcPr>
+          <w:p>
+            <w:r>
+              <w:rPr>
+                <w:b w:val="0"/>
+              </w:rPr>
+              <w:t>HRM</w:t>
+            </w:r>
+          </w:p>
+        </w:tc>
+        <w:tc>
+          <w:tcPr>
+            <w:tcW w:type="pct" w:w="22%"/>
+            <w:tcBorders>
+              <w:top w:val="single" w:color="999999" w:sz="4"/>
+              <w:left w:val="single" w:color="999999" w:sz="4"/>
+              <w:bottom w:val="single" w:color="999999" w:sz="4"/>
+              <w:right w:val="single" w:color="999999" w:sz="4"/>
+            </w:tcBorders>
+            <w:shd w:fill="E8E8E8" w:val="clear"/>
+          </w:tcPr>
+          <w:p>
+            <w:r>
+              <w:rPr>
+                <w:b w:val="0"/>
+              </w:rPr>
+              <w:t>Human Resource Management (NABH SHCO chapter)</w:t>
+            </w:r>
+          </w:p>
+        </w:tc>
+      </w:tr>
+      <w:tr>
+        <w:tc>
+          <w:tcPr>
+            <w:tcW w:type="pct" w:w="22%"/>
+            <w:tcBorders>
+              <w:top w:val="single" w:color="999999" w:sz="4"/>
+              <w:left w:val="single" w:color="999999" w:sz="4"/>
+              <w:bottom w:val="single" w:color="999999" w:sz="4"/>
+              <w:right w:val="single" w:color="999999" w:sz="4"/>
+            </w:tcBorders>
+            <w:shd w:fill="E8E8E8" w:val="clear"/>
+          </w:tcPr>
+          <w:p>
+            <w:r>
+              <w:rPr>
+                <w:b w:val="0"/>
+              </w:rPr>
+              <w:t>MLT</w:t>
+            </w:r>
+          </w:p>
+        </w:tc>
+        <w:tc>
+          <w:tcPr>
+            <w:tcW w:type="pct" w:w="22%"/>
+            <w:tcBorders>
+              <w:top w:val="single" w:color="999999" w:sz="4"/>
+              <w:left w:val="single" w:color="999999" w:sz="4"/>
+              <w:bottom w:val="single" w:color="999999" w:sz="4"/>
+              <w:right w:val="single" w:color="999999" w:sz="4"/>
+            </w:tcBorders>
+            <w:shd w:fill="E8E8E8" w:val="clear"/>
+          </w:tcPr>
+          <w:p>
+            <w:r>
+              <w:rPr>
+                <w:b w:val="0"/>
+              </w:rPr>
+              <w:t>Medical Laboratory Technology</w:t>
+            </w:r>
+          </w:p>
+        </w:tc>
+      </w:tr>
+      <w:tr>
+        <w:tc>
+          <w:tcPr>
+            <w:tcW w:type="pct" w:w="22%"/>
+            <w:tcBorders>
+              <w:top w:val="single" w:color="999999" w:sz="4"/>
+              <w:left w:val="single" w:color="999999" w:sz="4"/>
+              <w:bottom w:val="single" w:color="999999" w:sz="4"/>
+              <w:right w:val="single" w:color="999999" w:sz="4"/>
+            </w:tcBorders>
+            <w:shd w:fill="E8E8E8" w:val="clear"/>
+          </w:tcPr>
+          <w:p>
+            <w:r>
+              <w:rPr>
+                <w:b w:val="0"/>
+              </w:rPr>
+              <w:t>NABH</w:t>
+            </w:r>
+          </w:p>
+        </w:tc>
+        <w:tc>
+          <w:tcPr>
+            <w:tcW w:type="pct" w:w="22%"/>
+            <w:tcBorders>
+              <w:top w:val="single" w:color="999999" w:sz="4"/>
+              <w:left w:val="single" w:color="999999" w:sz="4"/>
+              <w:bottom w:val="single" w:color="999999" w:sz="4"/>
+              <w:right w:val="single" w:color="999999" w:sz="4"/>
+            </w:tcBorders>
+            <w:shd w:fill="E8E8E8" w:val="clear"/>
+          </w:tcPr>
+          <w:p>
+            <w:r>
+              <w:rPr>
+                <w:b w:val="0"/>
+              </w:rPr>
+              <w:t>National Accreditation Board for Hospitals and Healthcare Providers</w:t>
+            </w:r>
+          </w:p>
+        </w:tc>
+      </w:tr>
+      <w:tr>
+        <w:tc>
+          <w:tcPr>
+            <w:tcW w:type="pct" w:w="22%"/>
+            <w:tcBorders>
+              <w:top w:val="single" w:color="999999" w:sz="4"/>
+              <w:left w:val="single" w:color="999999" w:sz="4"/>
+              <w:bottom w:val="single" w:color="999999" w:sz="4"/>
+              <w:right w:val="single" w:color="999999" w:sz="4"/>
+            </w:tcBorders>
+            <w:shd w:fill="E8E8E8" w:val="clear"/>
+          </w:tcPr>
+          <w:p>
+            <w:r>
+              <w:rPr>
+                <w:b w:val="0"/>
+              </w:rPr>
+              <w:t>OE</w:t>
+            </w:r>
+          </w:p>
+        </w:tc>
+        <w:tc>
+          <w:tcPr>
+            <w:tcW w:type="pct" w:w="22%"/>
+            <w:tcBorders>
+              <w:top w:val="single" w:color="999999" w:sz="4"/>
+              <w:left w:val="single" w:color="999999" w:sz="4"/>
+              <w:bottom w:val="single" w:color="999999" w:sz="4"/>
+              <w:right w:val="single" w:color="999999" w:sz="4"/>
+            </w:tcBorders>
+            <w:shd w:fill="E8E8E8" w:val="clear"/>
+          </w:tcPr>
+          <w:p>
+            <w:r>
+              <w:rPr>
+                <w:b w:val="0"/>
+              </w:rPr>
+              <w:t>objective element</w:t>
+            </w:r>
+          </w:p>
+        </w:tc>
+      </w:tr>
+      <w:tr>
+        <w:tc>
+          <w:tcPr>
+            <w:tcW w:type="pct" w:w="22%"/>
+            <w:tcBorders>
+              <w:top w:val="single" w:color="999999" w:sz="4"/>
+              <w:left w:val="single" w:color="999999" w:sz="4"/>
+              <w:bottom w:val="single" w:color="999999" w:sz="4"/>
+              <w:right w:val="single" w:color="999999" w:sz="4"/>
+            </w:tcBorders>
+            <w:shd w:fill="E8E8E8" w:val="clear"/>
+          </w:tcPr>
+          <w:p>
+            <w:r>
+              <w:rPr>
+                <w:b w:val="0"/>
+              </w:rPr>
+              <w:t>SHCO</w:t>
+            </w:r>
+          </w:p>
+        </w:tc>
+        <w:tc>
+          <w:tcPr>
+            <w:tcW w:type="pct" w:w="22%"/>
+            <w:tcBorders>
+              <w:top w:val="single" w:color="999999" w:sz="4"/>
+              <w:left w:val="single" w:color="999999" w:sz="4"/>
+              <w:bottom w:val="single" w:color="999999" w:sz="4"/>
+              <w:right w:val="single" w:color="999999" w:sz="4"/>
+            </w:tcBorders>
+            <w:shd w:fill="E8E8E8" w:val="clear"/>
+          </w:tcPr>
+          <w:p>
+            <w:r>
+              <w:rPr>
+                <w:b w:val="0"/>
+              </w:rPr>
+              <w:t>Standards for Small Healthcare Organisations</w:t>
+            </w:r>
+          </w:p>
+        </w:tc>
+      </w:tr>
+      <w:tr>
+        <w:tc>
+          <w:tcPr>
+            <w:tcW w:type="pct" w:w="22%"/>
+            <w:tcBorders>
+              <w:top w:val="single" w:color="999999" w:sz="4"/>
+              <w:left w:val="single" w:color="999999" w:sz="4"/>
+              <w:bottom w:val="single" w:color="999999" w:sz="4"/>
+              <w:right w:val="single" w:color="999999" w:sz="4"/>
+            </w:tcBorders>
+            <w:shd w:fill="E8E8E8" w:val="clear"/>
+          </w:tcPr>
+          <w:p>
+            <w:r>
+              <w:rPr>
+                <w:b w:val="0"/>
+              </w:rPr>
+              <w:t>SPC</w:t>
+            </w:r>
+          </w:p>
+        </w:tc>
+        <w:tc>
+          <w:tcPr>
+            <w:tcW w:type="pct" w:w="22%"/>
+            <w:tcBorders>
+              <w:top w:val="single" w:color="999999" w:sz="4"/>
+              <w:left w:val="single" w:color="999999" w:sz="4"/>
+              <w:bottom w:val="single" w:color="999999" w:sz="4"/>
+              <w:right w:val="single" w:color="999999" w:sz="4"/>
+            </w:tcBorders>
+            <w:shd w:fill="E8E8E8" w:val="clear"/>
+          </w:tcPr>
+          <w:p>
+            <w:r>
+              <w:rPr>
+                <w:b w:val="0"/>
+              </w:rPr>
+              <w:t>State Pharmacy Council</w:t>
+            </w:r>
+          </w:p>
+        </w:tc>
+      </w:tr>
+    </w:tbl>
     <w:p>
       <w:pPr>
         <w:pStyle w:val="Heading1"/>

--- a/policies/build/masters/HRM.9_v2_master.docx
+++ b/policies/build/masters/HRM.9_v2_master.docx
@@ -694,18 +694,6 @@
     </w:p>
     <w:p>
       <w:pPr>
-        <w:spacing w:after="140"/>
-      </w:pPr>
-      <w:r>
-        <w:rPr>
-          <w:sz w:val="22"/>
-          <w:szCs w:val="22"/>
-        </w:rPr>
-        <w:t xml:space="preserve">Words marked «like this» are defaults a small hospital can keep. A blank marked «________» has no sensible default. Fill it in before this document is signed.</w:t>
-      </w:r>
-    </w:p>
-    <w:p>
-      <w:pPr>
         <w:pStyle w:val="Heading1"/>
         <w:spacing w:after="120" w:before="280"/>
       </w:pPr>
@@ -735,86 +723,6 @@
           <w:szCs w:val="22"/>
         </w:rPr>
         <w:t xml:space="preserve">It covers the four elements HRM.9.a–d. It does not cover medical credentialing (HRM.7), nursing credentialing (HRM.8), personal files (HRM.6), or department-specific technical SOPs (AAC.4, AAC.5, AAC.6, MOM).</w:t>
-      </w:r>
-    </w:p>
-    <w:p>
-      <w:pPr>
-        <w:spacing w:after="140"/>
-      </w:pPr>
-      <w:r>
-        <w:rPr>
-          <w:sz w:val="22"/>
-          <w:szCs w:val="22"/>
-        </w:rPr>
-        <w:t xml:space="preserve">Boundaries with other policies of «Hospital Name»:</w:t>
-      </w:r>
-    </w:p>
-    <w:p>
-      <w:pPr>
-        <w:pStyle w:val="ListParagraph"/>
-        <w:numPr>
-          <w:ilvl w:val="0"/>
-          <w:numId w:val="1"/>
-        </w:numPr>
-        <w:spacing w:after="60"/>
-      </w:pPr>
-      <w:r>
-        <w:rPr>
-          <w:sz w:val="22"/>
-          <w:szCs w:val="22"/>
-        </w:rPr>
-        <w:t xml:space="preserve">HRM.6 owns the personal file. This policy owns the para-clinical credentialing file, privileging register and privilege letter.</w:t>
-      </w:r>
-    </w:p>
-    <w:p>
-      <w:pPr>
-        <w:pStyle w:val="ListParagraph"/>
-        <w:numPr>
-          <w:ilvl w:val="0"/>
-          <w:numId w:val="1"/>
-        </w:numPr>
-        <w:spacing w:after="60"/>
-      </w:pPr>
-      <w:r>
-        <w:rPr>
-          <w:sz w:val="22"/>
-          <w:szCs w:val="22"/>
-        </w:rPr>
-        <w:t xml:space="preserve">HRM.7 owns medical credentialing; HRM.8 owns nursing credentialing. This policy is specific to para-clinical professionals.</w:t>
-      </w:r>
-    </w:p>
-    <w:p>
-      <w:pPr>
-        <w:pStyle w:val="ListParagraph"/>
-        <w:numPr>
-          <w:ilvl w:val="0"/>
-          <w:numId w:val="1"/>
-        </w:numPr>
-        <w:spacing w:after="60"/>
-      </w:pPr>
-      <w:r>
-        <w:rPr>
-          <w:sz w:val="22"/>
-          <w:szCs w:val="22"/>
-        </w:rPr>
-        <w:t xml:space="preserve">MOM.4 owns authorised medication prescribers (doctors). MOM.8 owns safe handling of narcotics and cytotoxics. This policy credentials the pharmacist; those policies govern what the pharmacist may dispense or handle.</w:t>
-      </w:r>
-    </w:p>
-    <w:p>
-      <w:pPr>
-        <w:pStyle w:val="ListParagraph"/>
-        <w:numPr>
-          <w:ilvl w:val="0"/>
-          <w:numId w:val="1"/>
-        </w:numPr>
-        <w:spacing w:after="60"/>
-      </w:pPr>
-      <w:r>
-        <w:rPr>
-          <w:sz w:val="22"/>
-          <w:szCs w:val="22"/>
-        </w:rPr>
-        <w:t xml:space="preserve">AAC.4.b and AAC.5.c require qualified laboratory and imaging personnel; this policy verifies the qualification.</w:t>
       </w:r>
     </w:p>
     <w:p>

--- a/policies/build/masters/HRM.9_v2_master.docx
+++ b/policies/build/masters/HRM.9_v2_master.docx
@@ -2772,6 +2772,532 @@
         <w:t xml:space="preserve">The Nursing Superintendent holds signed acknowledgements with the induction record.</w:t>
       </w:r>
     </w:p>
+    <w:p>
+      <w:pPr>
+        <w:pStyle w:val="Heading1"/>
+        <w:spacing w:after="120" w:before="280"/>
+      </w:pPr>
+      <w:r>
+        <w:t>10. Distribution</w:t>
+      </w:r>
+    </w:p>
+    <w:p>
+      <w:pPr>
+        <w:spacing w:after="140"/>
+      </w:pPr>
+      <w:r>
+        <w:rPr>
+          <w:sz w:val="22"/>
+          <w:szCs w:val="22"/>
+        </w:rPr>
+        <w:t xml:space="preserve">Official master copy: office of the Medical Superintendent, «Hospital Name», with the HR Manager and the Quality Coordinator.</w:t>
+      </w:r>
+    </w:p>
+    <w:p>
+      <w:pPr>
+        <w:spacing w:after="140"/>
+      </w:pPr>
+      <w:r>
+        <w:rPr>
+          <w:sz w:val="22"/>
+          <w:szCs w:val="22"/>
+        </w:rPr>
+        <w:t xml:space="preserve">Copies issued to: laboratory; radiology; pharmacy; physiotherapy; other allied health departments; HR office.</w:t>
+      </w:r>
+    </w:p>
+    <w:p>
+      <w:pPr>
+        <w:spacing w:after="140"/>
+      </w:pPr>
+      <w:r>
+        <w:rPr>
+          <w:sz w:val="22"/>
+          <w:szCs w:val="22"/>
+        </w:rPr>
+        <w:t xml:space="preserve">The current version is available to all staff at the «HR office policy file» and, if the hospital keeps an intranet, at «staff intranet / policies».</w:t>
+      </w:r>
+    </w:p>
+    <w:p>
+      <w:pPr>
+        <w:spacing w:after="140"/>
+      </w:pPr>
+      <w:r>
+        <w:rPr>
+          <w:sz w:val="22"/>
+          <w:szCs w:val="22"/>
+        </w:rPr>
+        <w:t xml:space="preserve">When a new version is issued, take old copies out of use.</w:t>
+      </w:r>
+    </w:p>
+    <w:p>
+      <w:pPr>
+        <w:pStyle w:val="Heading1"/>
+        <w:spacing w:after="120" w:before="280"/>
+      </w:pPr>
+      <w:r>
+        <w:t>11. Abbreviations</w:t>
+      </w:r>
+    </w:p>
+    <w:tbl>
+      <w:tblPr>
+        <w:tblW w:type="pct" w:w="100%"/>
+        <w:tblBorders>
+          <w:top w:val="single" w:color="auto" w:sz="4"/>
+          <w:left w:val="single" w:color="auto" w:sz="4"/>
+          <w:bottom w:val="single" w:color="auto" w:sz="4"/>
+          <w:right w:val="single" w:color="auto" w:sz="4"/>
+          <w:insideH w:val="single" w:color="auto" w:sz="4"/>
+          <w:insideV w:val="single" w:color="auto" w:sz="4"/>
+        </w:tblBorders>
+      </w:tblPr>
+      <w:tblGrid>
+        <w:gridCol w:w="100"/>
+        <w:gridCol w:w="100"/>
+      </w:tblGrid>
+      <w:tr>
+        <w:tc>
+          <w:tcPr>
+            <w:tcW w:type="pct" w:w="22%"/>
+            <w:tcBorders>
+              <w:top w:val="single" w:color="999999" w:sz="4"/>
+              <w:left w:val="single" w:color="999999" w:sz="4"/>
+              <w:bottom w:val="single" w:color="999999" w:sz="4"/>
+              <w:right w:val="single" w:color="999999" w:sz="4"/>
+            </w:tcBorders>
+            <w:shd w:fill="E8E8E8" w:val="clear"/>
+          </w:tcPr>
+          <w:p>
+            <w:r>
+              <w:rPr>
+                <w:b/>
+              </w:rPr>
+              <w:t>Abbreviation</w:t>
+            </w:r>
+          </w:p>
+        </w:tc>
+        <w:tc>
+          <w:tcPr>
+            <w:tcW w:type="pct" w:w="22%"/>
+            <w:tcBorders>
+              <w:top w:val="single" w:color="999999" w:sz="4"/>
+              <w:left w:val="single" w:color="999999" w:sz="4"/>
+              <w:bottom w:val="single" w:color="999999" w:sz="4"/>
+              <w:right w:val="single" w:color="999999" w:sz="4"/>
+            </w:tcBorders>
+            <w:shd w:fill="E8E8E8" w:val="clear"/>
+          </w:tcPr>
+          <w:p>
+            <w:r>
+              <w:rPr>
+                <w:b/>
+              </w:rPr>
+              <w:t>Meaning</w:t>
+            </w:r>
+          </w:p>
+        </w:tc>
+      </w:tr>
+      <w:tr>
+        <w:tc>
+          <w:tcPr>
+            <w:tcW w:type="pct" w:w="22%"/>
+            <w:tcBorders>
+              <w:top w:val="single" w:color="999999" w:sz="4"/>
+              <w:left w:val="single" w:color="999999" w:sz="4"/>
+              <w:bottom w:val="single" w:color="999999" w:sz="4"/>
+              <w:right w:val="single" w:color="999999" w:sz="4"/>
+            </w:tcBorders>
+            <w:shd w:fill="E8E8E8" w:val="clear"/>
+          </w:tcPr>
+          <w:p>
+            <w:r>
+              <w:rPr>
+                <w:b w:val="0"/>
+              </w:rPr>
+              <w:t>AERB</w:t>
+            </w:r>
+          </w:p>
+        </w:tc>
+        <w:tc>
+          <w:tcPr>
+            <w:tcW w:type="pct" w:w="22%"/>
+            <w:tcBorders>
+              <w:top w:val="single" w:color="999999" w:sz="4"/>
+              <w:left w:val="single" w:color="999999" w:sz="4"/>
+              <w:bottom w:val="single" w:color="999999" w:sz="4"/>
+              <w:right w:val="single" w:color="999999" w:sz="4"/>
+            </w:tcBorders>
+            <w:shd w:fill="E8E8E8" w:val="clear"/>
+          </w:tcPr>
+          <w:p>
+            <w:r>
+              <w:rPr>
+                <w:b w:val="0"/>
+              </w:rPr>
+              <w:t>Atomic Energy Regulatory Board</w:t>
+            </w:r>
+          </w:p>
+        </w:tc>
+      </w:tr>
+      <w:tr>
+        <w:tc>
+          <w:tcPr>
+            <w:tcW w:type="pct" w:w="22%"/>
+            <w:tcBorders>
+              <w:top w:val="single" w:color="999999" w:sz="4"/>
+              <w:left w:val="single" w:color="999999" w:sz="4"/>
+              <w:bottom w:val="single" w:color="999999" w:sz="4"/>
+              <w:right w:val="single" w:color="999999" w:sz="4"/>
+            </w:tcBorders>
+            <w:shd w:fill="E8E8E8" w:val="clear"/>
+          </w:tcPr>
+          <w:p>
+            <w:r>
+              <w:rPr>
+                <w:b w:val="0"/>
+              </w:rPr>
+              <w:t>CAPA</w:t>
+            </w:r>
+          </w:p>
+        </w:tc>
+        <w:tc>
+          <w:tcPr>
+            <w:tcW w:type="pct" w:w="22%"/>
+            <w:tcBorders>
+              <w:top w:val="single" w:color="999999" w:sz="4"/>
+              <w:left w:val="single" w:color="999999" w:sz="4"/>
+              <w:bottom w:val="single" w:color="999999" w:sz="4"/>
+              <w:right w:val="single" w:color="999999" w:sz="4"/>
+            </w:tcBorders>
+            <w:shd w:fill="E8E8E8" w:val="clear"/>
+          </w:tcPr>
+          <w:p>
+            <w:r>
+              <w:rPr>
+                <w:b w:val="0"/>
+              </w:rPr>
+              <w:t>corrective and preventive action</w:t>
+            </w:r>
+          </w:p>
+        </w:tc>
+      </w:tr>
+      <w:tr>
+        <w:tc>
+          <w:tcPr>
+            <w:tcW w:type="pct" w:w="22%"/>
+            <w:tcBorders>
+              <w:top w:val="single" w:color="999999" w:sz="4"/>
+              <w:left w:val="single" w:color="999999" w:sz="4"/>
+              <w:bottom w:val="single" w:color="999999" w:sz="4"/>
+              <w:right w:val="single" w:color="999999" w:sz="4"/>
+            </w:tcBorders>
+            <w:shd w:fill="E8E8E8" w:val="clear"/>
+          </w:tcPr>
+          <w:p>
+            <w:r>
+              <w:rPr>
+                <w:b w:val="0"/>
+              </w:rPr>
+              <w:t>DMLT</w:t>
+            </w:r>
+          </w:p>
+        </w:tc>
+        <w:tc>
+          <w:tcPr>
+            <w:tcW w:type="pct" w:w="22%"/>
+            <w:tcBorders>
+              <w:top w:val="single" w:color="999999" w:sz="4"/>
+              <w:left w:val="single" w:color="999999" w:sz="4"/>
+              <w:bottom w:val="single" w:color="999999" w:sz="4"/>
+              <w:right w:val="single" w:color="999999" w:sz="4"/>
+            </w:tcBorders>
+            <w:shd w:fill="E8E8E8" w:val="clear"/>
+          </w:tcPr>
+          <w:p>
+            <w:r>
+              <w:rPr>
+                <w:b w:val="0"/>
+              </w:rPr>
+              <w:t>Diploma in Medical Laboratory Technology</w:t>
+            </w:r>
+          </w:p>
+        </w:tc>
+      </w:tr>
+      <w:tr>
+        <w:tc>
+          <w:tcPr>
+            <w:tcW w:type="pct" w:w="22%"/>
+            <w:tcBorders>
+              <w:top w:val="single" w:color="999999" w:sz="4"/>
+              <w:left w:val="single" w:color="999999" w:sz="4"/>
+              <w:bottom w:val="single" w:color="999999" w:sz="4"/>
+              <w:right w:val="single" w:color="999999" w:sz="4"/>
+            </w:tcBorders>
+            <w:shd w:fill="E8E8E8" w:val="clear"/>
+          </w:tcPr>
+          <w:p>
+            <w:r>
+              <w:rPr>
+                <w:b w:val="0"/>
+              </w:rPr>
+              <w:t>HRM</w:t>
+            </w:r>
+          </w:p>
+        </w:tc>
+        <w:tc>
+          <w:tcPr>
+            <w:tcW w:type="pct" w:w="22%"/>
+            <w:tcBorders>
+              <w:top w:val="single" w:color="999999" w:sz="4"/>
+              <w:left w:val="single" w:color="999999" w:sz="4"/>
+              <w:bottom w:val="single" w:color="999999" w:sz="4"/>
+              <w:right w:val="single" w:color="999999" w:sz="4"/>
+            </w:tcBorders>
+            <w:shd w:fill="E8E8E8" w:val="clear"/>
+          </w:tcPr>
+          <w:p>
+            <w:r>
+              <w:rPr>
+                <w:b w:val="0"/>
+              </w:rPr>
+              <w:t>Human Resource Management (NABH SHCO chapter)</w:t>
+            </w:r>
+          </w:p>
+        </w:tc>
+      </w:tr>
+      <w:tr>
+        <w:tc>
+          <w:tcPr>
+            <w:tcW w:type="pct" w:w="22%"/>
+            <w:tcBorders>
+              <w:top w:val="single" w:color="999999" w:sz="4"/>
+              <w:left w:val="single" w:color="999999" w:sz="4"/>
+              <w:bottom w:val="single" w:color="999999" w:sz="4"/>
+              <w:right w:val="single" w:color="999999" w:sz="4"/>
+            </w:tcBorders>
+            <w:shd w:fill="E8E8E8" w:val="clear"/>
+          </w:tcPr>
+          <w:p>
+            <w:r>
+              <w:rPr>
+                <w:b w:val="0"/>
+              </w:rPr>
+              <w:t>MLT</w:t>
+            </w:r>
+          </w:p>
+        </w:tc>
+        <w:tc>
+          <w:tcPr>
+            <w:tcW w:type="pct" w:w="22%"/>
+            <w:tcBorders>
+              <w:top w:val="single" w:color="999999" w:sz="4"/>
+              <w:left w:val="single" w:color="999999" w:sz="4"/>
+              <w:bottom w:val="single" w:color="999999" w:sz="4"/>
+              <w:right w:val="single" w:color="999999" w:sz="4"/>
+            </w:tcBorders>
+            <w:shd w:fill="E8E8E8" w:val="clear"/>
+          </w:tcPr>
+          <w:p>
+            <w:r>
+              <w:rPr>
+                <w:b w:val="0"/>
+              </w:rPr>
+              <w:t>Medical Laboratory Technology</w:t>
+            </w:r>
+          </w:p>
+        </w:tc>
+      </w:tr>
+      <w:tr>
+        <w:tc>
+          <w:tcPr>
+            <w:tcW w:type="pct" w:w="22%"/>
+            <w:tcBorders>
+              <w:top w:val="single" w:color="999999" w:sz="4"/>
+              <w:left w:val="single" w:color="999999" w:sz="4"/>
+              <w:bottom w:val="single" w:color="999999" w:sz="4"/>
+              <w:right w:val="single" w:color="999999" w:sz="4"/>
+            </w:tcBorders>
+            <w:shd w:fill="E8E8E8" w:val="clear"/>
+          </w:tcPr>
+          <w:p>
+            <w:r>
+              <w:rPr>
+                <w:b w:val="0"/>
+              </w:rPr>
+              <w:t>NABH</w:t>
+            </w:r>
+          </w:p>
+        </w:tc>
+        <w:tc>
+          <w:tcPr>
+            <w:tcW w:type="pct" w:w="22%"/>
+            <w:tcBorders>
+              <w:top w:val="single" w:color="999999" w:sz="4"/>
+              <w:left w:val="single" w:color="999999" w:sz="4"/>
+              <w:bottom w:val="single" w:color="999999" w:sz="4"/>
+              <w:right w:val="single" w:color="999999" w:sz="4"/>
+            </w:tcBorders>
+            <w:shd w:fill="E8E8E8" w:val="clear"/>
+          </w:tcPr>
+          <w:p>
+            <w:r>
+              <w:rPr>
+                <w:b w:val="0"/>
+              </w:rPr>
+              <w:t>National Accreditation Board for Hospitals and Healthcare Providers</w:t>
+            </w:r>
+          </w:p>
+        </w:tc>
+      </w:tr>
+      <w:tr>
+        <w:tc>
+          <w:tcPr>
+            <w:tcW w:type="pct" w:w="22%"/>
+            <w:tcBorders>
+              <w:top w:val="single" w:color="999999" w:sz="4"/>
+              <w:left w:val="single" w:color="999999" w:sz="4"/>
+              <w:bottom w:val="single" w:color="999999" w:sz="4"/>
+              <w:right w:val="single" w:color="999999" w:sz="4"/>
+            </w:tcBorders>
+            <w:shd w:fill="E8E8E8" w:val="clear"/>
+          </w:tcPr>
+          <w:p>
+            <w:r>
+              <w:rPr>
+                <w:b w:val="0"/>
+              </w:rPr>
+              <w:t>OE</w:t>
+            </w:r>
+          </w:p>
+        </w:tc>
+        <w:tc>
+          <w:tcPr>
+            <w:tcW w:type="pct" w:w="22%"/>
+            <w:tcBorders>
+              <w:top w:val="single" w:color="999999" w:sz="4"/>
+              <w:left w:val="single" w:color="999999" w:sz="4"/>
+              <w:bottom w:val="single" w:color="999999" w:sz="4"/>
+              <w:right w:val="single" w:color="999999" w:sz="4"/>
+            </w:tcBorders>
+            <w:shd w:fill="E8E8E8" w:val="clear"/>
+          </w:tcPr>
+          <w:p>
+            <w:r>
+              <w:rPr>
+                <w:b w:val="0"/>
+              </w:rPr>
+              <w:t>objective element</w:t>
+            </w:r>
+          </w:p>
+        </w:tc>
+      </w:tr>
+      <w:tr>
+        <w:tc>
+          <w:tcPr>
+            <w:tcW w:type="pct" w:w="22%"/>
+            <w:tcBorders>
+              <w:top w:val="single" w:color="999999" w:sz="4"/>
+              <w:left w:val="single" w:color="999999" w:sz="4"/>
+              <w:bottom w:val="single" w:color="999999" w:sz="4"/>
+              <w:right w:val="single" w:color="999999" w:sz="4"/>
+            </w:tcBorders>
+            <w:shd w:fill="E8E8E8" w:val="clear"/>
+          </w:tcPr>
+          <w:p>
+            <w:r>
+              <w:rPr>
+                <w:b w:val="0"/>
+              </w:rPr>
+              <w:t>SHCO</w:t>
+            </w:r>
+          </w:p>
+        </w:tc>
+        <w:tc>
+          <w:tcPr>
+            <w:tcW w:type="pct" w:w="22%"/>
+            <w:tcBorders>
+              <w:top w:val="single" w:color="999999" w:sz="4"/>
+              <w:left w:val="single" w:color="999999" w:sz="4"/>
+              <w:bottom w:val="single" w:color="999999" w:sz="4"/>
+              <w:right w:val="single" w:color="999999" w:sz="4"/>
+            </w:tcBorders>
+            <w:shd w:fill="E8E8E8" w:val="clear"/>
+          </w:tcPr>
+          <w:p>
+            <w:r>
+              <w:rPr>
+                <w:b w:val="0"/>
+              </w:rPr>
+              <w:t>Standards for Small Healthcare Organisations</w:t>
+            </w:r>
+          </w:p>
+        </w:tc>
+      </w:tr>
+      <w:tr>
+        <w:tc>
+          <w:tcPr>
+            <w:tcW w:type="pct" w:w="22%"/>
+            <w:tcBorders>
+              <w:top w:val="single" w:color="999999" w:sz="4"/>
+              <w:left w:val="single" w:color="999999" w:sz="4"/>
+              <w:bottom w:val="single" w:color="999999" w:sz="4"/>
+              <w:right w:val="single" w:color="999999" w:sz="4"/>
+            </w:tcBorders>
+            <w:shd w:fill="E8E8E8" w:val="clear"/>
+          </w:tcPr>
+          <w:p>
+            <w:r>
+              <w:rPr>
+                <w:b w:val="0"/>
+              </w:rPr>
+              <w:t>SPC</w:t>
+            </w:r>
+          </w:p>
+        </w:tc>
+        <w:tc>
+          <w:tcPr>
+            <w:tcW w:type="pct" w:w="22%"/>
+            <w:tcBorders>
+              <w:top w:val="single" w:color="999999" w:sz="4"/>
+              <w:left w:val="single" w:color="999999" w:sz="4"/>
+              <w:bottom w:val="single" w:color="999999" w:sz="4"/>
+              <w:right w:val="single" w:color="999999" w:sz="4"/>
+            </w:tcBorders>
+            <w:shd w:fill="E8E8E8" w:val="clear"/>
+          </w:tcPr>
+          <w:p>
+            <w:r>
+              <w:rPr>
+                <w:b w:val="0"/>
+              </w:rPr>
+              <w:t>State Pharmacy Council</w:t>
+            </w:r>
+          </w:p>
+        </w:tc>
+      </w:tr>
+    </w:tbl>
+    <w:p>
+      <w:pPr>
+        <w:pStyle w:val="Heading1"/>
+        <w:spacing w:after="120" w:before="280"/>
+      </w:pPr>
+      <w:r>
+        <w:t>12. Traceability to NABH SHCO 3rd Edition HRM.9</w:t>
+      </w:r>
+    </w:p>
+    <w:p>
+      <w:pPr>
+        <w:spacing w:after="120"/>
+      </w:pPr>
+      <w:r>
+        <w:rPr>
+          <w:i/>
+          <w:iCs/>
+          <w:sz w:val="20"/>
+          <w:szCs w:val="20"/>
+        </w:rPr>
+        <w:t xml:space="preserve">This table is an index. It is not how the policy is organised.</w:t>
+      </w:r>
+    </w:p>
     <w:tbl>
       <w:tblPr>
         <w:tblW w:type="pct" w:w="100%"/>
@@ -3330,532 +3856,6 @@
         </w:tc>
       </w:tr>
     </w:tbl>
-    <w:p>
-      <w:pPr>
-        <w:pStyle w:val="Heading1"/>
-        <w:spacing w:after="120" w:before="280"/>
-      </w:pPr>
-      <w:r>
-        <w:t>10. Distribution</w:t>
-      </w:r>
-    </w:p>
-    <w:p>
-      <w:pPr>
-        <w:spacing w:after="140"/>
-      </w:pPr>
-      <w:r>
-        <w:rPr>
-          <w:sz w:val="22"/>
-          <w:szCs w:val="22"/>
-        </w:rPr>
-        <w:t xml:space="preserve">Official master copy: office of the Medical Superintendent, «Hospital Name», with the HR Manager and the Quality Coordinator.</w:t>
-      </w:r>
-    </w:p>
-    <w:p>
-      <w:pPr>
-        <w:spacing w:after="140"/>
-      </w:pPr>
-      <w:r>
-        <w:rPr>
-          <w:sz w:val="22"/>
-          <w:szCs w:val="22"/>
-        </w:rPr>
-        <w:t xml:space="preserve">Copies issued to: laboratory; radiology; pharmacy; physiotherapy; other allied health departments; HR office.</w:t>
-      </w:r>
-    </w:p>
-    <w:p>
-      <w:pPr>
-        <w:spacing w:after="140"/>
-      </w:pPr>
-      <w:r>
-        <w:rPr>
-          <w:sz w:val="22"/>
-          <w:szCs w:val="22"/>
-        </w:rPr>
-        <w:t xml:space="preserve">The current version is available to all staff at the «HR office policy file» and, if the hospital keeps an intranet, at «staff intranet / policies».</w:t>
-      </w:r>
-    </w:p>
-    <w:p>
-      <w:pPr>
-        <w:spacing w:after="140"/>
-      </w:pPr>
-      <w:r>
-        <w:rPr>
-          <w:sz w:val="22"/>
-          <w:szCs w:val="22"/>
-        </w:rPr>
-        <w:t xml:space="preserve">When a new version is issued, take old copies out of use.</w:t>
-      </w:r>
-    </w:p>
-    <w:p>
-      <w:pPr>
-        <w:pStyle w:val="Heading1"/>
-        <w:spacing w:after="120" w:before="280"/>
-      </w:pPr>
-      <w:r>
-        <w:t>11. Abbreviations</w:t>
-      </w:r>
-    </w:p>
-    <w:tbl>
-      <w:tblPr>
-        <w:tblW w:type="pct" w:w="100%"/>
-        <w:tblBorders>
-          <w:top w:val="single" w:color="auto" w:sz="4"/>
-          <w:left w:val="single" w:color="auto" w:sz="4"/>
-          <w:bottom w:val="single" w:color="auto" w:sz="4"/>
-          <w:right w:val="single" w:color="auto" w:sz="4"/>
-          <w:insideH w:val="single" w:color="auto" w:sz="4"/>
-          <w:insideV w:val="single" w:color="auto" w:sz="4"/>
-        </w:tblBorders>
-      </w:tblPr>
-      <w:tblGrid>
-        <w:gridCol w:w="100"/>
-        <w:gridCol w:w="100"/>
-      </w:tblGrid>
-      <w:tr>
-        <w:tc>
-          <w:tcPr>
-            <w:tcW w:type="pct" w:w="22%"/>
-            <w:tcBorders>
-              <w:top w:val="single" w:color="999999" w:sz="4"/>
-              <w:left w:val="single" w:color="999999" w:sz="4"/>
-              <w:bottom w:val="single" w:color="999999" w:sz="4"/>
-              <w:right w:val="single" w:color="999999" w:sz="4"/>
-            </w:tcBorders>
-            <w:shd w:fill="E8E8E8" w:val="clear"/>
-          </w:tcPr>
-          <w:p>
-            <w:r>
-              <w:rPr>
-                <w:b/>
-              </w:rPr>
-              <w:t>Abbreviation</w:t>
-            </w:r>
-          </w:p>
-        </w:tc>
-        <w:tc>
-          <w:tcPr>
-            <w:tcW w:type="pct" w:w="22%"/>
-            <w:tcBorders>
-              <w:top w:val="single" w:color="999999" w:sz="4"/>
-              <w:left w:val="single" w:color="999999" w:sz="4"/>
-              <w:bottom w:val="single" w:color="999999" w:sz="4"/>
-              <w:right w:val="single" w:color="999999" w:sz="4"/>
-            </w:tcBorders>
-            <w:shd w:fill="E8E8E8" w:val="clear"/>
-          </w:tcPr>
-          <w:p>
-            <w:r>
-              <w:rPr>
-                <w:b/>
-              </w:rPr>
-              <w:t>Meaning</w:t>
-            </w:r>
-          </w:p>
-        </w:tc>
-      </w:tr>
-      <w:tr>
-        <w:tc>
-          <w:tcPr>
-            <w:tcW w:type="pct" w:w="22%"/>
-            <w:tcBorders>
-              <w:top w:val="single" w:color="999999" w:sz="4"/>
-              <w:left w:val="single" w:color="999999" w:sz="4"/>
-              <w:bottom w:val="single" w:color="999999" w:sz="4"/>
-              <w:right w:val="single" w:color="999999" w:sz="4"/>
-            </w:tcBorders>
-            <w:shd w:fill="E8E8E8" w:val="clear"/>
-          </w:tcPr>
-          <w:p>
-            <w:r>
-              <w:rPr>
-                <w:b w:val="0"/>
-              </w:rPr>
-              <w:t>AERB</w:t>
-            </w:r>
-          </w:p>
-        </w:tc>
-        <w:tc>
-          <w:tcPr>
-            <w:tcW w:type="pct" w:w="22%"/>
-            <w:tcBorders>
-              <w:top w:val="single" w:color="999999" w:sz="4"/>
-              <w:left w:val="single" w:color="999999" w:sz="4"/>
-              <w:bottom w:val="single" w:color="999999" w:sz="4"/>
-              <w:right w:val="single" w:color="999999" w:sz="4"/>
-            </w:tcBorders>
-            <w:shd w:fill="E8E8E8" w:val="clear"/>
-          </w:tcPr>
-          <w:p>
-            <w:r>
-              <w:rPr>
-                <w:b w:val="0"/>
-              </w:rPr>
-              <w:t>Atomic Energy Regulatory Board</w:t>
-            </w:r>
-          </w:p>
-        </w:tc>
-      </w:tr>
-      <w:tr>
-        <w:tc>
-          <w:tcPr>
-            <w:tcW w:type="pct" w:w="22%"/>
-            <w:tcBorders>
-              <w:top w:val="single" w:color="999999" w:sz="4"/>
-              <w:left w:val="single" w:color="999999" w:sz="4"/>
-              <w:bottom w:val="single" w:color="999999" w:sz="4"/>
-              <w:right w:val="single" w:color="999999" w:sz="4"/>
-            </w:tcBorders>
-            <w:shd w:fill="E8E8E8" w:val="clear"/>
-          </w:tcPr>
-          <w:p>
-            <w:r>
-              <w:rPr>
-                <w:b w:val="0"/>
-              </w:rPr>
-              <w:t>CAPA</w:t>
-            </w:r>
-          </w:p>
-        </w:tc>
-        <w:tc>
-          <w:tcPr>
-            <w:tcW w:type="pct" w:w="22%"/>
-            <w:tcBorders>
-              <w:top w:val="single" w:color="999999" w:sz="4"/>
-              <w:left w:val="single" w:color="999999" w:sz="4"/>
-              <w:bottom w:val="single" w:color="999999" w:sz="4"/>
-              <w:right w:val="single" w:color="999999" w:sz="4"/>
-            </w:tcBorders>
-            <w:shd w:fill="E8E8E8" w:val="clear"/>
-          </w:tcPr>
-          <w:p>
-            <w:r>
-              <w:rPr>
-                <w:b w:val="0"/>
-              </w:rPr>
-              <w:t>corrective and preventive action</w:t>
-            </w:r>
-          </w:p>
-        </w:tc>
-      </w:tr>
-      <w:tr>
-        <w:tc>
-          <w:tcPr>
-            <w:tcW w:type="pct" w:w="22%"/>
-            <w:tcBorders>
-              <w:top w:val="single" w:color="999999" w:sz="4"/>
-              <w:left w:val="single" w:color="999999" w:sz="4"/>
-              <w:bottom w:val="single" w:color="999999" w:sz="4"/>
-              <w:right w:val="single" w:color="999999" w:sz="4"/>
-            </w:tcBorders>
-            <w:shd w:fill="E8E8E8" w:val="clear"/>
-          </w:tcPr>
-          <w:p>
-            <w:r>
-              <w:rPr>
-                <w:b w:val="0"/>
-              </w:rPr>
-              <w:t>DMLT</w:t>
-            </w:r>
-          </w:p>
-        </w:tc>
-        <w:tc>
-          <w:tcPr>
-            <w:tcW w:type="pct" w:w="22%"/>
-            <w:tcBorders>
-              <w:top w:val="single" w:color="999999" w:sz="4"/>
-              <w:left w:val="single" w:color="999999" w:sz="4"/>
-              <w:bottom w:val="single" w:color="999999" w:sz="4"/>
-              <w:right w:val="single" w:color="999999" w:sz="4"/>
-            </w:tcBorders>
-            <w:shd w:fill="E8E8E8" w:val="clear"/>
-          </w:tcPr>
-          <w:p>
-            <w:r>
-              <w:rPr>
-                <w:b w:val="0"/>
-              </w:rPr>
-              <w:t>Diploma in Medical Laboratory Technology</w:t>
-            </w:r>
-          </w:p>
-        </w:tc>
-      </w:tr>
-      <w:tr>
-        <w:tc>
-          <w:tcPr>
-            <w:tcW w:type="pct" w:w="22%"/>
-            <w:tcBorders>
-              <w:top w:val="single" w:color="999999" w:sz="4"/>
-              <w:left w:val="single" w:color="999999" w:sz="4"/>
-              <w:bottom w:val="single" w:color="999999" w:sz="4"/>
-              <w:right w:val="single" w:color="999999" w:sz="4"/>
-            </w:tcBorders>
-            <w:shd w:fill="E8E8E8" w:val="clear"/>
-          </w:tcPr>
-          <w:p>
-            <w:r>
-              <w:rPr>
-                <w:b w:val="0"/>
-              </w:rPr>
-              <w:t>HRM</w:t>
-            </w:r>
-          </w:p>
-        </w:tc>
-        <w:tc>
-          <w:tcPr>
-            <w:tcW w:type="pct" w:w="22%"/>
-            <w:tcBorders>
-              <w:top w:val="single" w:color="999999" w:sz="4"/>
-              <w:left w:val="single" w:color="999999" w:sz="4"/>
-              <w:bottom w:val="single" w:color="999999" w:sz="4"/>
-              <w:right w:val="single" w:color="999999" w:sz="4"/>
-            </w:tcBorders>
-            <w:shd w:fill="E8E8E8" w:val="clear"/>
-          </w:tcPr>
-          <w:p>
-            <w:r>
-              <w:rPr>
-                <w:b w:val="0"/>
-              </w:rPr>
-              <w:t>Human Resource Management (NABH SHCO chapter)</w:t>
-            </w:r>
-          </w:p>
-        </w:tc>
-      </w:tr>
-      <w:tr>
-        <w:tc>
-          <w:tcPr>
-            <w:tcW w:type="pct" w:w="22%"/>
-            <w:tcBorders>
-              <w:top w:val="single" w:color="999999" w:sz="4"/>
-              <w:left w:val="single" w:color="999999" w:sz="4"/>
-              <w:bottom w:val="single" w:color="999999" w:sz="4"/>
-              <w:right w:val="single" w:color="999999" w:sz="4"/>
-            </w:tcBorders>
-            <w:shd w:fill="E8E8E8" w:val="clear"/>
-          </w:tcPr>
-          <w:p>
-            <w:r>
-              <w:rPr>
-                <w:b w:val="0"/>
-              </w:rPr>
-              <w:t>MLT</w:t>
-            </w:r>
-          </w:p>
-        </w:tc>
-        <w:tc>
-          <w:tcPr>
-            <w:tcW w:type="pct" w:w="22%"/>
-            <w:tcBorders>
-              <w:top w:val="single" w:color="999999" w:sz="4"/>
-              <w:left w:val="single" w:color="999999" w:sz="4"/>
-              <w:bottom w:val="single" w:color="999999" w:sz="4"/>
-              <w:right w:val="single" w:color="999999" w:sz="4"/>
-            </w:tcBorders>
-            <w:shd w:fill="E8E8E8" w:val="clear"/>
-          </w:tcPr>
-          <w:p>
-            <w:r>
-              <w:rPr>
-                <w:b w:val="0"/>
-              </w:rPr>
-              <w:t>Medical Laboratory Technology</w:t>
-            </w:r>
-          </w:p>
-        </w:tc>
-      </w:tr>
-      <w:tr>
-        <w:tc>
-          <w:tcPr>
-            <w:tcW w:type="pct" w:w="22%"/>
-            <w:tcBorders>
-              <w:top w:val="single" w:color="999999" w:sz="4"/>
-              <w:left w:val="single" w:color="999999" w:sz="4"/>
-              <w:bottom w:val="single" w:color="999999" w:sz="4"/>
-              <w:right w:val="single" w:color="999999" w:sz="4"/>
-            </w:tcBorders>
-            <w:shd w:fill="E8E8E8" w:val="clear"/>
-          </w:tcPr>
-          <w:p>
-            <w:r>
-              <w:rPr>
-                <w:b w:val="0"/>
-              </w:rPr>
-              <w:t>NABH</w:t>
-            </w:r>
-          </w:p>
-        </w:tc>
-        <w:tc>
-          <w:tcPr>
-            <w:tcW w:type="pct" w:w="22%"/>
-            <w:tcBorders>
-              <w:top w:val="single" w:color="999999" w:sz="4"/>
-              <w:left w:val="single" w:color="999999" w:sz="4"/>
-              <w:bottom w:val="single" w:color="999999" w:sz="4"/>
-              <w:right w:val="single" w:color="999999" w:sz="4"/>
-            </w:tcBorders>
-            <w:shd w:fill="E8E8E8" w:val="clear"/>
-          </w:tcPr>
-          <w:p>
-            <w:r>
-              <w:rPr>
-                <w:b w:val="0"/>
-              </w:rPr>
-              <w:t>National Accreditation Board for Hospitals and Healthcare Providers</w:t>
-            </w:r>
-          </w:p>
-        </w:tc>
-      </w:tr>
-      <w:tr>
-        <w:tc>
-          <w:tcPr>
-            <w:tcW w:type="pct" w:w="22%"/>
-            <w:tcBorders>
-              <w:top w:val="single" w:color="999999" w:sz="4"/>
-              <w:left w:val="single" w:color="999999" w:sz="4"/>
-              <w:bottom w:val="single" w:color="999999" w:sz="4"/>
-              <w:right w:val="single" w:color="999999" w:sz="4"/>
-            </w:tcBorders>
-            <w:shd w:fill="E8E8E8" w:val="clear"/>
-          </w:tcPr>
-          <w:p>
-            <w:r>
-              <w:rPr>
-                <w:b w:val="0"/>
-              </w:rPr>
-              <w:t>OE</w:t>
-            </w:r>
-          </w:p>
-        </w:tc>
-        <w:tc>
-          <w:tcPr>
-            <w:tcW w:type="pct" w:w="22%"/>
-            <w:tcBorders>
-              <w:top w:val="single" w:color="999999" w:sz="4"/>
-              <w:left w:val="single" w:color="999999" w:sz="4"/>
-              <w:bottom w:val="single" w:color="999999" w:sz="4"/>
-              <w:right w:val="single" w:color="999999" w:sz="4"/>
-            </w:tcBorders>
-            <w:shd w:fill="E8E8E8" w:val="clear"/>
-          </w:tcPr>
-          <w:p>
-            <w:r>
-              <w:rPr>
-                <w:b w:val="0"/>
-              </w:rPr>
-              <w:t>objective element</w:t>
-            </w:r>
-          </w:p>
-        </w:tc>
-      </w:tr>
-      <w:tr>
-        <w:tc>
-          <w:tcPr>
-            <w:tcW w:type="pct" w:w="22%"/>
-            <w:tcBorders>
-              <w:top w:val="single" w:color="999999" w:sz="4"/>
-              <w:left w:val="single" w:color="999999" w:sz="4"/>
-              <w:bottom w:val="single" w:color="999999" w:sz="4"/>
-              <w:right w:val="single" w:color="999999" w:sz="4"/>
-            </w:tcBorders>
-            <w:shd w:fill="E8E8E8" w:val="clear"/>
-          </w:tcPr>
-          <w:p>
-            <w:r>
-              <w:rPr>
-                <w:b w:val="0"/>
-              </w:rPr>
-              <w:t>SHCO</w:t>
-            </w:r>
-          </w:p>
-        </w:tc>
-        <w:tc>
-          <w:tcPr>
-            <w:tcW w:type="pct" w:w="22%"/>
-            <w:tcBorders>
-              <w:top w:val="single" w:color="999999" w:sz="4"/>
-              <w:left w:val="single" w:color="999999" w:sz="4"/>
-              <w:bottom w:val="single" w:color="999999" w:sz="4"/>
-              <w:right w:val="single" w:color="999999" w:sz="4"/>
-            </w:tcBorders>
-            <w:shd w:fill="E8E8E8" w:val="clear"/>
-          </w:tcPr>
-          <w:p>
-            <w:r>
-              <w:rPr>
-                <w:b w:val="0"/>
-              </w:rPr>
-              <w:t>Standards for Small Healthcare Organisations</w:t>
-            </w:r>
-          </w:p>
-        </w:tc>
-      </w:tr>
-      <w:tr>
-        <w:tc>
-          <w:tcPr>
-            <w:tcW w:type="pct" w:w="22%"/>
-            <w:tcBorders>
-              <w:top w:val="single" w:color="999999" w:sz="4"/>
-              <w:left w:val="single" w:color="999999" w:sz="4"/>
-              <w:bottom w:val="single" w:color="999999" w:sz="4"/>
-              <w:right w:val="single" w:color="999999" w:sz="4"/>
-            </w:tcBorders>
-            <w:shd w:fill="E8E8E8" w:val="clear"/>
-          </w:tcPr>
-          <w:p>
-            <w:r>
-              <w:rPr>
-                <w:b w:val="0"/>
-              </w:rPr>
-              <w:t>SPC</w:t>
-            </w:r>
-          </w:p>
-        </w:tc>
-        <w:tc>
-          <w:tcPr>
-            <w:tcW w:type="pct" w:w="22%"/>
-            <w:tcBorders>
-              <w:top w:val="single" w:color="999999" w:sz="4"/>
-              <w:left w:val="single" w:color="999999" w:sz="4"/>
-              <w:bottom w:val="single" w:color="999999" w:sz="4"/>
-              <w:right w:val="single" w:color="999999" w:sz="4"/>
-            </w:tcBorders>
-            <w:shd w:fill="E8E8E8" w:val="clear"/>
-          </w:tcPr>
-          <w:p>
-            <w:r>
-              <w:rPr>
-                <w:b w:val="0"/>
-              </w:rPr>
-              <w:t>State Pharmacy Council</w:t>
-            </w:r>
-          </w:p>
-        </w:tc>
-      </w:tr>
-    </w:tbl>
-    <w:p>
-      <w:pPr>
-        <w:pStyle w:val="Heading1"/>
-        <w:spacing w:after="120" w:before="280"/>
-      </w:pPr>
-      <w:r>
-        <w:t>12. Traceability to NABH SHCO 3rd Edition HRM.9</w:t>
-      </w:r>
-    </w:p>
-    <w:p>
-      <w:pPr>
-        <w:spacing w:after="120"/>
-      </w:pPr>
-      <w:r>
-        <w:rPr>
-          <w:i/>
-          <w:iCs/>
-          <w:sz w:val="20"/>
-          <w:szCs w:val="20"/>
-        </w:rPr>
-        <w:t xml:space="preserve">This table is an index. It is not how the policy is organised.</w:t>
-      </w:r>
-    </w:p>
     <w:p>
       <w:pPr>
         <w:pStyle w:val="Heading1"/>

--- a/policies/build/masters/HRM.9_v2_master.docx
+++ b/policies/build/masters/HRM.9_v2_master.docx
@@ -689,7 +689,7 @@
           <w:sz w:val="22"/>
           <w:szCs w:val="22"/>
         </w:rPr>
-        <w:t xml:space="preserve">Boundaries: HRM.6 owns the staff personal file. This policy owns the para-clinical credentialing and privileging process and register. HRM.7 owns medical credentialing; HRM.8 owns nursing credentialing. AAC.4.b and AAC.5.c use credentialing outcomes when assigning qualified laboratory and imaging personnel; they do not restate this method.</w:t>
+        <w:t>This policy covers the para-clinical credentialing and privileging process and register; the underlying qualification documents live in the staff personal file. Laboratory and imaging staff assignments draw on these credentialing outcomes without restating this method.</w:t>
       </w:r>
     </w:p>
     <w:p>
@@ -715,18 +715,6 @@
     </w:p>
     <w:p>
       <w:pPr>
-        <w:spacing w:after="140"/>
-      </w:pPr>
-      <w:r>
-        <w:rPr>
-          <w:sz w:val="22"/>
-          <w:szCs w:val="22"/>
-        </w:rPr>
-        <w:t xml:space="preserve">It covers the four elements HRM.9.a–d. It does not cover medical credentialing (HRM.7), nursing credentialing (HRM.8), personal files (HRM.6), or department-specific technical SOPs (AAC.4, AAC.5, AAC.6, MOM).</w:t>
-      </w:r>
-    </w:p>
-    <w:p>
-      <w:pPr>
         <w:pStyle w:val="Heading1"/>
         <w:spacing w:after="120" w:before="280"/>
       </w:pPr>
@@ -1288,7 +1276,7 @@
           <w:sz w:val="22"/>
           <w:szCs w:val="22"/>
         </w:rPr>
-        <w:t xml:space="preserve">Pharmacist: dispensing categories, IV admixture, cytotoxic preparation (if additionally trained per MOM.8).</w:t>
+        <w:t>Pharmacist: dispensing categories, IV admixture, cytotoxic preparation (if additionally trained per the relevant policy).</w:t>
       </w:r>
     </w:p>
     <w:p>
@@ -1384,7 +1372,7 @@
           <w:sz w:val="22"/>
           <w:szCs w:val="22"/>
         </w:rPr>
-        <w:t xml:space="preserve">Each privilege letter is cross-referenced to the service directory (AAC.1) and the department scope statement. The department head confirms that the professional's privileges match the services the department claims to provide.</w:t>
+        <w:t>Each privilege letter is cross-referenced to the service directory and the department scope statement. The department head confirms that the professional's privileges match the services the department claims to provide.</w:t>
       </w:r>
     </w:p>
     <w:p>

--- a/policies/build/masters/HRM.9_v2_master.docx
+++ b/policies/build/masters/HRM.9_v2_master.docx
@@ -4215,8 +4215,23 @@
           <w:sz w:val="22"/>
           <w:szCs w:val="22"/>
         </w:rPr>
-        <w:t xml:space="preserve">National Accreditation Board for Hospitals and Healthcare Providers (NABH), Standards for Small Healthcare Organisations, 3rd Edition — Human Resource Management chapter, standard HRM.9.</w:t>
-      </w:r>
+      </w:r>
+      <w:r>
+        <w:rPr>
+          <w:sz w:val="22"/>
+        </w:rPr>
+        <w:t xml:space="preserve">National Accreditation Board for Hospitals &amp; Healthcare Providers. (2022). Standards for small healthcare organisations (3rd ed.) — Human Resource Management chapter, standard HRM.9. </w:t>
+      </w:r>
+      <w:hyperlink r:id="rId9">
+        <w:r>
+          <w:rPr>
+            <w:rStyle w:val="Hyperlink"/>
+            <w:sz w:val="22"/>
+            <w:szCs w:val="22"/>
+          </w:rPr>
+          <w:t>https://nabh.co/programmes/small-healthcare-organisation-shco-accreditation-programme/</w:t>
+        </w:r>
+      </w:hyperlink>
     </w:p>
     <w:p>
       <w:pPr>
